--- a/Documentation/Docx versions/Aayam Regmi(77466864) - Risk Register.docx
+++ b/Documentation/Docx versions/Aayam Regmi(77466864) - Risk Register.docx
@@ -984,7 +984,7 @@
                 <w:sz w:val="24"/>
                 <w:szCs w:val="24"/>
               </w:rPr>
-              <w:t>Open</w:t>
+              <w:t>Closed</w:t>
             </w:r>
           </w:p>
         </w:tc>
@@ -1245,7 +1245,7 @@
                 <w:sz w:val="24"/>
                 <w:szCs w:val="24"/>
               </w:rPr>
-              <w:t>Open</w:t>
+              <w:t>Closed</w:t>
             </w:r>
           </w:p>
         </w:tc>
@@ -1498,7 +1498,7 @@
                 <w:sz w:val="24"/>
                 <w:szCs w:val="24"/>
               </w:rPr>
-              <w:t>Open</w:t>
+              <w:t>Closed</w:t>
             </w:r>
           </w:p>
         </w:tc>
@@ -1759,7 +1759,7 @@
                 <w:sz w:val="24"/>
                 <w:szCs w:val="24"/>
               </w:rPr>
-              <w:t>Open</w:t>
+              <w:t>Closed</w:t>
             </w:r>
           </w:p>
         </w:tc>
@@ -2028,7 +2028,7 @@
                 <w:sz w:val="24"/>
                 <w:szCs w:val="24"/>
               </w:rPr>
-              <w:t>Open</w:t>
+              <w:t>Closed</w:t>
             </w:r>
           </w:p>
         </w:tc>
@@ -2293,7 +2293,7 @@
                 <w:szCs w:val="24"/>
               </w:rPr>
               <w:lastRenderedPageBreak/>
-              <w:t>Open</w:t>
+              <w:t>Closed</w:t>
             </w:r>
           </w:p>
         </w:tc>
@@ -2570,7 +2570,7 @@
                 <w:sz w:val="24"/>
                 <w:szCs w:val="24"/>
               </w:rPr>
-              <w:t>Open</w:t>
+              <w:t>Closed</w:t>
             </w:r>
           </w:p>
         </w:tc>
@@ -2847,7 +2847,7 @@
                 <w:sz w:val="24"/>
                 <w:szCs w:val="24"/>
               </w:rPr>
-              <w:t>Open</w:t>
+              <w:t>Closed</w:t>
             </w:r>
           </w:p>
         </w:tc>
@@ -3123,7 +3123,7 @@
                 <w:sz w:val="24"/>
                 <w:szCs w:val="24"/>
               </w:rPr>
-              <w:t>Open</w:t>
+              <w:t>Closed</w:t>
             </w:r>
           </w:p>
         </w:tc>
